--- a/runs/W_11042026/11_04 LIVE BIBLE.docx
+++ b/runs/W_11042026/11_04 LIVE BIBLE.docx
@@ -4212,7 +4212,7 @@
           <w:color w:val="000000"/>
           <w:sz w:val="36"/>
         </w:rPr>
-        <w:t>-AND A FORMER EMPLOYEE IS HERE TO TELL YOU WHY NOBODY FIXES IT.</w:t>
+        <w:t>-AND ONE MAN'S RECEIPTS GOT EVERY STORE IN HIS COUNTY INSPECTED.</w:t>
       </w:r>
     </w:p>
     <w:p>
@@ -5772,20 +5772,174 @@
           <w:color w:val="000000"/>
           <w:sz w:val="36"/>
         </w:rPr>
-        <w:t>-SO WATCH THE SCREEN AS EVERY ITEM SCANS.</w:t>
-      </w:r>
-    </w:p>
-    <w:p>
-      <w:pPr>
-        <w:spacing w:lineRule="auto" w:line="276" w:before="0" w:after="0"/>
-      </w:pPr>
-      <w:r>
-        <w:rPr>
-          <w:rFonts w:ascii="Arial" w:hAnsi="Arial" w:cs="Arial" w:eastAsia="Arial"/>
-          <w:b w:val="0"/>
-          <w:color w:val="000000"/>
-          <w:sz w:val="36"/>
-        </w:rPr>
+        <w:t>-WATCH THE SCREEN AS EVERY ITEM SCANS. EVERY TIME.</w:t>
+      </w:r>
+    </w:p>
+    <w:p>
+      <w:pPr>
+        <w:spacing w:lineRule="auto" w:line="276" w:before="0" w:after="0"/>
+      </w:pPr>
+      <w:r>
+        <w:rPr>
+          <w:rFonts w:ascii="Arial" w:hAnsi="Arial" w:cs="Arial" w:eastAsia="Arial"/>
+          <w:b w:val="0"/>
+          <w:color w:val="000000"/>
+          <w:sz w:val="36"/>
+        </w:rPr>
+      </w:r>
+    </w:p>
+    <w:p>
+      <w:pPr>
+        <w:spacing w:lineRule="auto" w:line="276" w:before="0" w:after="0"/>
+      </w:pPr>
+      <w:r>
+        <w:rPr>
+          <w:rFonts w:ascii="Arial" w:hAnsi="Arial" w:cs="Arial" w:eastAsia="Arial"/>
+          <w:b w:val="0"/>
+          <w:color w:val="000000"/>
+          <w:sz w:val="36"/>
+        </w:rPr>
+        <w:t>-NEXT… A FORMER DOLLAR GENERAL EMPLOYEE TELLS YOU WHY NOBODY FIXES THE PRICE.</w:t>
+      </w:r>
+    </w:p>
+    <w:p>
+      <w:pPr>
+        <w:spacing w:lineRule="auto" w:line="276" w:before="0" w:after="0"/>
+      </w:pPr>
+      <w:r>
+        <w:rPr>
+          <w:rFonts w:ascii="Arial" w:hAnsi="Arial" w:cs="Arial" w:eastAsia="Arial"/>
+          <w:b w:val="0"/>
+          <w:color w:val="000000"/>
+          <w:sz w:val="36"/>
+        </w:rPr>
+      </w:r>
+    </w:p>
+    <w:p>
+      <w:pPr>
+        <w:spacing w:lineRule="auto" w:line="276" w:before="0" w:after="0"/>
+      </w:pPr>
+      <w:r>
+        <w:rPr>
+          <w:rFonts w:ascii="Arial" w:hAnsi="Arial" w:cs="Arial" w:eastAsia="Arial"/>
+          <w:b w:val="0"/>
+          <w:color w:val="000000"/>
+          <w:sz w:val="36"/>
+        </w:rPr>
+        <w:t>-AND IT'S STILL HAPPENING RIGHT NOW. IN ONE STATE, SECRET SHOPPERS GOT OVERCHARGED AGAIN AND AGAIN.</w:t>
+      </w:r>
+    </w:p>
+    <w:p>
+      <w:pPr>
+        <w:spacing w:lineRule="auto" w:line="276" w:before="0" w:after="0"/>
+      </w:pPr>
+      <w:r>
+        <w:rPr>
+          <w:rFonts w:ascii="Arial" w:hAnsi="Arial" w:cs="Arial" w:eastAsia="Arial"/>
+          <w:b w:val="0"/>
+          <w:color w:val="000000"/>
+          <w:sz w:val="36"/>
+        </w:rPr>
+      </w:r>
+    </w:p>
+    <w:p>
+      <w:pPr>
+        <w:spacing w:lineRule="auto" w:line="276" w:before="0" w:after="0"/>
+      </w:pPr>
+      <w:r>
+        <w:rPr>
+          <w:rFonts w:ascii="Arial" w:hAnsi="Arial" w:cs="Arial" w:eastAsia="Arial"/>
+          <w:b w:val="0"/>
+          <w:color w:val="000000"/>
+          <w:sz w:val="36"/>
+        </w:rPr>
+        <w:t>-BUT FIRST, A QUICK WORD FROM OUR SPONSOR.</w:t>
+      </w:r>
+    </w:p>
+    <w:p>
+      <w:pPr>
+        <w:spacing w:lineRule="auto" w:line="276" w:before="0" w:after="0"/>
+      </w:pPr>
+      <w:r>
+        <w:rPr>
+          <w:rFonts w:ascii="Arial" w:hAnsi="Arial" w:cs="Arial" w:eastAsia="Arial"/>
+          <w:b w:val="0"/>
+          <w:color w:val="000000"/>
+          <w:sz w:val="36"/>
+        </w:rPr>
+      </w:r>
+    </w:p>
+    <w:p>
+      <w:pPr>
+        <w:spacing w:lineRule="auto" w:line="276" w:before="0" w:after="0"/>
+      </w:pPr>
+      <w:r>
+        <w:rPr>
+          <w:rFonts w:ascii="Arial" w:hAnsi="Arial" w:cs="Arial" w:eastAsia="Arial"/>
+          <w:b/>
+          <w:color w:val="FF0000"/>
+          <w:sz w:val="36"/>
+        </w:rPr>
+        <w:t>(((SPONSOR TEASE - KILL BANNERS)))</w:t>
+      </w:r>
+    </w:p>
+    <w:p>
+      <w:pPr>
+        <w:spacing w:lineRule="auto" w:line="276" w:before="0" w:after="0"/>
+      </w:pPr>
+      <w:r>
+        <w:rPr>
+          <w:rFonts w:ascii="Arial" w:hAnsi="Arial" w:cs="Arial" w:eastAsia="Arial"/>
+          <w:b w:val="0"/>
+          <w:color w:val="000000"/>
+          <w:sz w:val="36"/>
+        </w:rPr>
+      </w:r>
+    </w:p>
+    <w:p>
+      <w:pPr>
+        <w:spacing w:lineRule="auto" w:line="276" w:before="0" w:after="0"/>
+      </w:pPr>
+      <w:r>
+        <w:rPr>
+          <w:rFonts w:ascii="Arial" w:hAnsi="Arial" w:cs="Arial" w:eastAsia="Arial"/>
+          <w:b/>
+          <w:color w:val="FF0000"/>
+          <w:sz w:val="36"/>
+        </w:rPr>
+        <w:t>(((CHAPTER SPOT)))</w:t>
+      </w:r>
+    </w:p>
+    <w:p>
+      <w:pPr>
+        <w:spacing w:lineRule="auto" w:line="276" w:before="0" w:after="0"/>
+      </w:pPr>
+      <w:r>
+        <w:rPr>
+          <w:rFonts w:ascii="Arial" w:hAnsi="Arial" w:cs="Arial" w:eastAsia="Arial"/>
+          <w:b w:val="0"/>
+          <w:color w:val="000000"/>
+          <w:sz w:val="36"/>
+        </w:rPr>
+      </w:r>
+    </w:p>
+    <w:p>
+      <w:pPr>
+        <w:spacing w:lineRule="auto" w:line="276" w:before="0" w:after="0"/>
+      </w:pPr>
+      <w:r>
+        <w:rPr>
+          <w:rFonts w:ascii="Arial" w:hAnsi="Arial" w:cs="Arial" w:eastAsia="Arial"/>
+          <w:b/>
+          <w:color w:val="FF0000"/>
+          <w:sz w:val="36"/>
+        </w:rPr>
+        <w:t>(((PRODUCER - CHAPTER TALKING POINTS AND ANY READ-VERBATIM LINES STILL TO COME. BRIDGE IDEA: MEDICARE OPEN ENROLLMENT RUNS OCT 15 TO DEC 7)))</w:t>
+      </w:r>
+    </w:p>
+    <w:p>
+      <w:r>
+        <w:br w:type="page"/>
       </w:r>
     </w:p>
     <w:p>
@@ -8001,7 +8155,7 @@
 
 <file path=word/comments.xml><?xml version="1.0" encoding="utf-8"?>
 <w:comments xmlns:a="http://schemas.openxmlformats.org/drawingml/2006/main" xmlns:pic="http://schemas.openxmlformats.org/drawingml/2006/picture" xmlns:r="http://schemas.openxmlformats.org/officeDocument/2006/relationships" xmlns:w="http://schemas.openxmlformats.org/wordprocessingml/2006/main" xmlns:wp="http://schemas.openxmlformats.org/drawingml/2006/wordprocessingDrawing" xmlns:mc="http://schemas.openxmlformats.org/markup-compatibility/2006" xmlns:a14="http://schemas.microsoft.com/office/drawing/2010/main" xmlns:w14="http://schemas.microsoft.com/office/word/2010/wordml" xmlns:wpc="http://schemas.microsoft.com/office/word/2010/wordprocessingCanvas">
-  <w:comment w:id="0" w:author="Claude" w:initials="C" w:date="2026-10-28T00:55:56Z">
+  <w:comment w:id="0" w:author="Claude" w:initials="C" w:date="2026-10-28T01:22:47Z">
     <w:p>
       <w:pPr>
         <w:pStyle w:val="CommentText"/>
@@ -8017,7 +8171,7 @@
       </w:r>
     </w:p>
   </w:comment>
-  <w:comment w:id="1" w:author="Claude" w:initials="C" w:date="2026-10-28T00:55:56Z">
+  <w:comment w:id="1" w:author="Claude" w:initials="C" w:date="2026-10-28T01:22:47Z">
     <w:p>
       <w:pPr>
         <w:pStyle w:val="CommentText"/>
@@ -8033,7 +8187,7 @@
       </w:r>
     </w:p>
   </w:comment>
-  <w:comment w:id="2" w:author="Claude" w:initials="C" w:date="2026-10-28T00:55:56Z">
+  <w:comment w:id="2" w:author="Claude" w:initials="C" w:date="2026-10-28T01:22:47Z">
     <w:p>
       <w:pPr>
         <w:pStyle w:val="CommentText"/>
@@ -8049,7 +8203,7 @@
       </w:r>
     </w:p>
   </w:comment>
-  <w:comment w:id="3" w:author="Claude" w:initials="C" w:date="2026-10-28T00:55:56Z">
+  <w:comment w:id="3" w:author="Claude" w:initials="C" w:date="2026-10-28T01:22:48Z">
     <w:p>
       <w:pPr>
         <w:pStyle w:val="CommentText"/>
@@ -8065,7 +8219,7 @@
       </w:r>
     </w:p>
   </w:comment>
-  <w:comment w:id="4" w:author="Claude" w:initials="C" w:date="2026-10-28T00:55:56Z">
+  <w:comment w:id="4" w:author="Claude" w:initials="C" w:date="2026-10-28T01:22:48Z">
     <w:p>
       <w:pPr>
         <w:pStyle w:val="CommentText"/>
@@ -8081,7 +8235,7 @@
       </w:r>
     </w:p>
   </w:comment>
-  <w:comment w:id="5" w:author="Claude" w:initials="C" w:date="2026-10-28T00:55:56Z">
+  <w:comment w:id="5" w:author="Claude" w:initials="C" w:date="2026-10-28T01:22:48Z">
     <w:p>
       <w:pPr>
         <w:pStyle w:val="CommentText"/>
@@ -8097,7 +8251,7 @@
       </w:r>
     </w:p>
   </w:comment>
-  <w:comment w:id="6" w:author="Claude" w:initials="C" w:date="2026-10-28T00:55:56Z">
+  <w:comment w:id="6" w:author="Claude" w:initials="C" w:date="2026-10-28T01:22:48Z">
     <w:p>
       <w:pPr>
         <w:pStyle w:val="CommentText"/>
@@ -8113,7 +8267,7 @@
       </w:r>
     </w:p>
   </w:comment>
-  <w:comment w:id="7" w:author="Claude" w:initials="C" w:date="2026-10-28T00:55:56Z">
+  <w:comment w:id="7" w:author="Claude" w:initials="C" w:date="2026-10-28T01:22:48Z">
     <w:p>
       <w:pPr>
         <w:pStyle w:val="CommentText"/>
@@ -8129,7 +8283,7 @@
       </w:r>
     </w:p>
   </w:comment>
-  <w:comment w:id="8" w:author="Claude" w:initials="C" w:date="2026-10-28T00:55:56Z">
+  <w:comment w:id="8" w:author="Claude" w:initials="C" w:date="2026-10-28T01:22:48Z">
     <w:p>
       <w:pPr>
         <w:pStyle w:val="CommentText"/>
@@ -8145,7 +8299,7 @@
       </w:r>
     </w:p>
   </w:comment>
-  <w:comment w:id="9" w:author="Claude" w:initials="C" w:date="2026-10-28T00:55:56Z">
+  <w:comment w:id="9" w:author="Claude" w:initials="C" w:date="2026-10-28T01:22:48Z">
     <w:p>
       <w:pPr>
         <w:pStyle w:val="CommentText"/>
@@ -8161,7 +8315,7 @@
       </w:r>
     </w:p>
   </w:comment>
-  <w:comment w:id="10" w:author="Claude" w:initials="C" w:date="2026-10-28T00:55:56Z">
+  <w:comment w:id="10" w:author="Claude" w:initials="C" w:date="2026-10-28T01:22:48Z">
     <w:p>
       <w:pPr>
         <w:pStyle w:val="CommentText"/>
@@ -8177,7 +8331,7 @@
       </w:r>
     </w:p>
   </w:comment>
-  <w:comment w:id="11" w:author="Claude" w:initials="C" w:date="2026-10-28T00:55:56Z">
+  <w:comment w:id="11" w:author="Claude" w:initials="C" w:date="2026-10-28T01:22:48Z">
     <w:p>
       <w:pPr>
         <w:pStyle w:val="CommentText"/>
@@ -8193,7 +8347,7 @@
       </w:r>
     </w:p>
   </w:comment>
-  <w:comment w:id="12" w:author="Claude" w:initials="C" w:date="2026-10-28T00:55:56Z">
+  <w:comment w:id="12" w:author="Claude" w:initials="C" w:date="2026-10-28T01:22:48Z">
     <w:p>
       <w:pPr>
         <w:pStyle w:val="CommentText"/>

--- a/runs/W_11042026/11_04 LIVE BIBLE.docx
+++ b/runs/W_11042026/11_04 LIVE BIBLE.docx
@@ -4167,7 +4167,88 @@
           <w:color w:val="000000"/>
           <w:sz w:val="36"/>
         </w:rPr>
-        <w:t xml:space="preserve">-NEXT… THE FTC AND 20 STATES ARE SUING </w:t>
+        <w:t>-AND REMEMBER THAT FATHER AND SON? ALL THEY NEEDED WAS A NAME. AN ADDRESS. AND SOME FORGED PAPERWORK.</w:t>
+      </w:r>
+    </w:p>
+    <w:p>
+      <w:pPr>
+        <w:spacing w:lineRule="auto" w:line="276" w:before="0" w:after="0"/>
+      </w:pPr>
+      <w:r>
+        <w:rPr>
+          <w:rFonts w:ascii="Arial" w:hAnsi="Arial" w:cs="Arial" w:eastAsia="Arial"/>
+          <w:b w:val="0"/>
+          <w:color w:val="000000"/>
+          <w:sz w:val="36"/>
+        </w:rPr>
+      </w:r>
+    </w:p>
+    <w:p>
+      <w:pPr>
+        <w:spacing w:lineRule="auto" w:line="276" w:before="0" w:after="0"/>
+      </w:pPr>
+      <w:r>
+        <w:rPr>
+          <w:rFonts w:ascii="Arial" w:hAnsi="Arial" w:cs="Arial" w:eastAsia="Arial"/>
+          <w:b w:val="0"/>
+          <w:color w:val="000000"/>
+          <w:sz w:val="36"/>
+        </w:rPr>
+        <w:t>-NOW IMAGINE A STRANGER ALREADY HAS YOURS… FROM A DATA BREACH.</w:t>
+      </w:r>
+    </w:p>
+    <w:p>
+      <w:pPr>
+        <w:spacing w:lineRule="auto" w:line="276" w:before="0" w:after="0"/>
+      </w:pPr>
+      <w:r>
+        <w:rPr>
+          <w:rFonts w:ascii="Arial" w:hAnsi="Arial" w:cs="Arial" w:eastAsia="Arial"/>
+          <w:b w:val="0"/>
+          <w:color w:val="000000"/>
+          <w:sz w:val="36"/>
+        </w:rPr>
+      </w:r>
+    </w:p>
+    <w:p>
+      <w:pPr>
+        <w:spacing w:lineRule="auto" w:line="276" w:before="0" w:after="0"/>
+      </w:pPr>
+      <w:r>
+        <w:rPr>
+          <w:rFonts w:ascii="Arial" w:hAnsi="Arial" w:cs="Arial" w:eastAsia="Arial"/>
+          <w:b w:val="0"/>
+          <w:color w:val="000000"/>
+          <w:sz w:val="36"/>
+        </w:rPr>
+        <w:t>-YOU'D WANT TO KNOW IF YOUR INFORMATION IS OUT THERE.</w:t>
+      </w:r>
+    </w:p>
+    <w:p>
+      <w:pPr>
+        <w:spacing w:lineRule="auto" w:line="276" w:before="0" w:after="0"/>
+      </w:pPr>
+      <w:r>
+        <w:rPr>
+          <w:rFonts w:ascii="Arial" w:hAnsi="Arial" w:cs="Arial" w:eastAsia="Arial"/>
+          <w:b w:val="0"/>
+          <w:color w:val="000000"/>
+          <w:sz w:val="36"/>
+        </w:rPr>
+      </w:r>
+    </w:p>
+    <w:p>
+      <w:pPr>
+        <w:spacing w:lineRule="auto" w:line="276" w:before="0" w:after="0"/>
+      </w:pPr>
+      <w:r>
+        <w:rPr>
+          <w:rFonts w:ascii="Arial" w:hAnsi="Arial" w:cs="Arial" w:eastAsia="Arial"/>
+          <w:b w:val="0"/>
+          <w:color w:val="000000"/>
+          <w:sz w:val="36"/>
+        </w:rPr>
+        <w:t xml:space="preserve">-THAT'S WHERE OUR SPONSOR, </w:t>
       </w:r>
       <w:r>
         <w:rPr>
@@ -4176,70 +4257,16 @@
           <w:color w:val="000000"/>
           <w:sz w:val="36"/>
         </w:rPr>
-        <w:t>DOLLAR GENERAL</w:t>
-      </w:r>
-      <w:r>
-        <w:rPr>
-          <w:rFonts w:ascii="Arial" w:hAnsi="Arial" w:cs="Arial" w:eastAsia="Arial"/>
-          <w:b w:val="0"/>
-          <w:color w:val="000000"/>
-          <w:sz w:val="36"/>
-        </w:rPr>
-        <w:t>. IT COULD BE HAPPENING EVERY TIME YOU CHECK OUT.</w:t>
-      </w:r>
-    </w:p>
-    <w:p>
-      <w:pPr>
-        <w:spacing w:lineRule="auto" w:line="276" w:before="0" w:after="0"/>
-      </w:pPr>
-      <w:r>
-        <w:rPr>
-          <w:rFonts w:ascii="Arial" w:hAnsi="Arial" w:cs="Arial" w:eastAsia="Arial"/>
-          <w:b w:val="0"/>
-          <w:color w:val="000000"/>
-          <w:sz w:val="36"/>
-        </w:rPr>
-      </w:r>
-    </w:p>
-    <w:p>
-      <w:pPr>
-        <w:spacing w:lineRule="auto" w:line="276" w:before="0" w:after="0"/>
-      </w:pPr>
-      <w:r>
-        <w:rPr>
-          <w:rFonts w:ascii="Arial" w:hAnsi="Arial" w:cs="Arial" w:eastAsia="Arial"/>
-          <w:b w:val="0"/>
-          <w:color w:val="000000"/>
-          <w:sz w:val="36"/>
-        </w:rPr>
-        <w:t>-AND ONE MAN'S RECEIPTS GOT EVERY STORE IN HIS COUNTY INSPECTED.</w:t>
-      </w:r>
-    </w:p>
-    <w:p>
-      <w:pPr>
-        <w:spacing w:lineRule="auto" w:line="276" w:before="0" w:after="0"/>
-      </w:pPr>
-      <w:r>
-        <w:rPr>
-          <w:rFonts w:ascii="Arial" w:hAnsi="Arial" w:cs="Arial" w:eastAsia="Arial"/>
-          <w:b w:val="0"/>
-          <w:color w:val="000000"/>
-          <w:sz w:val="36"/>
-        </w:rPr>
-      </w:r>
-    </w:p>
-    <w:p>
-      <w:pPr>
-        <w:spacing w:lineRule="auto" w:line="276" w:before="0" w:after="0"/>
-      </w:pPr>
-      <w:r>
-        <w:rPr>
-          <w:rFonts w:ascii="Arial" w:hAnsi="Arial" w:cs="Arial" w:eastAsia="Arial"/>
-          <w:b w:val="0"/>
-          <w:color w:val="000000"/>
-          <w:sz w:val="36"/>
-        </w:rPr>
-        <w:t>-BUT FIRST, A QUICK WORD FROM OUR SPONSOR.</w:t>
+        <w:t>OMNIWATCH</w:t>
+      </w:r>
+      <w:r>
+        <w:rPr>
+          <w:rFonts w:ascii="Arial" w:hAnsi="Arial" w:cs="Arial" w:eastAsia="Arial"/>
+          <w:b w:val="0"/>
+          <w:color w:val="000000"/>
+          <w:sz w:val="36"/>
+        </w:rPr>
+        <w:t>, COMES IN.</w:t>
       </w:r>
     </w:p>
     <w:p>
@@ -5799,61 +5826,142 @@
           <w:color w:val="000000"/>
           <w:sz w:val="36"/>
         </w:rPr>
-        <w:t>-NEXT… A FORMER DOLLAR GENERAL EMPLOYEE TELLS YOU WHY NOBODY FIXES THE PRICE.</w:t>
-      </w:r>
-    </w:p>
-    <w:p>
-      <w:pPr>
-        <w:spacing w:lineRule="auto" w:line="276" w:before="0" w:after="0"/>
-      </w:pPr>
-      <w:r>
-        <w:rPr>
-          <w:rFonts w:ascii="Arial" w:hAnsi="Arial" w:cs="Arial" w:eastAsia="Arial"/>
-          <w:b w:val="0"/>
-          <w:color w:val="000000"/>
-          <w:sz w:val="36"/>
-        </w:rPr>
-      </w:r>
-    </w:p>
-    <w:p>
-      <w:pPr>
-        <w:spacing w:lineRule="auto" w:line="276" w:before="0" w:after="0"/>
-      </w:pPr>
-      <w:r>
-        <w:rPr>
-          <w:rFonts w:ascii="Arial" w:hAnsi="Arial" w:cs="Arial" w:eastAsia="Arial"/>
-          <w:b w:val="0"/>
-          <w:color w:val="000000"/>
-          <w:sz w:val="36"/>
-        </w:rPr>
-        <w:t>-AND IT'S STILL HAPPENING RIGHT NOW. IN ONE STATE, SECRET SHOPPERS GOT OVERCHARGED AGAIN AND AGAIN.</w:t>
-      </w:r>
-    </w:p>
-    <w:p>
-      <w:pPr>
-        <w:spacing w:lineRule="auto" w:line="276" w:before="0" w:after="0"/>
-      </w:pPr>
-      <w:r>
-        <w:rPr>
-          <w:rFonts w:ascii="Arial" w:hAnsi="Arial" w:cs="Arial" w:eastAsia="Arial"/>
-          <w:b w:val="0"/>
-          <w:color w:val="000000"/>
-          <w:sz w:val="36"/>
-        </w:rPr>
-      </w:r>
-    </w:p>
-    <w:p>
-      <w:pPr>
-        <w:spacing w:lineRule="auto" w:line="276" w:before="0" w:after="0"/>
-      </w:pPr>
-      <w:r>
-        <w:rPr>
-          <w:rFonts w:ascii="Arial" w:hAnsi="Arial" w:cs="Arial" w:eastAsia="Arial"/>
-          <w:b w:val="0"/>
-          <w:color w:val="000000"/>
-          <w:sz w:val="36"/>
-        </w:rPr>
-        <w:t>-BUT FIRST, A QUICK WORD FROM OUR SPONSOR.</w:t>
+        <w:t>-HE CAUGHT IT BECAUSE HE CHECKED WHAT HE WAS PAYING.</w:t>
+      </w:r>
+    </w:p>
+    <w:p>
+      <w:pPr>
+        <w:spacing w:lineRule="auto" w:line="276" w:before="0" w:after="0"/>
+      </w:pPr>
+      <w:r>
+        <w:rPr>
+          <w:rFonts w:ascii="Arial" w:hAnsi="Arial" w:cs="Arial" w:eastAsia="Arial"/>
+          <w:b w:val="0"/>
+          <w:color w:val="000000"/>
+          <w:sz w:val="36"/>
+        </w:rPr>
+      </w:r>
+    </w:p>
+    <w:p>
+      <w:pPr>
+        <w:spacing w:lineRule="auto" w:line="276" w:before="0" w:after="0"/>
+      </w:pPr>
+      <w:r>
+        <w:rPr>
+          <w:rFonts w:ascii="Arial" w:hAnsi="Arial" w:cs="Arial" w:eastAsia="Arial"/>
+          <w:b w:val="0"/>
+          <w:color w:val="000000"/>
+          <w:sz w:val="36"/>
+        </w:rPr>
+        <w:t xml:space="preserve">-AND HERE'S ANOTHER BILL A LOT OF US NEVER CHECK… OUR </w:t>
+      </w:r>
+      <w:r>
+        <w:rPr>
+          <w:rFonts w:ascii="Arial" w:hAnsi="Arial" w:cs="Arial" w:eastAsia="Arial"/>
+          <w:b/>
+          <w:color w:val="000000"/>
+          <w:sz w:val="36"/>
+        </w:rPr>
+        <w:t>MEDICARE</w:t>
+      </w:r>
+      <w:r>
+        <w:rPr>
+          <w:rFonts w:ascii="Arial" w:hAnsi="Arial" w:cs="Arial" w:eastAsia="Arial"/>
+          <w:b w:val="0"/>
+          <w:color w:val="000000"/>
+          <w:sz w:val="36"/>
+        </w:rPr>
+        <w:t xml:space="preserve"> PLAN.</w:t>
+      </w:r>
+    </w:p>
+    <w:p>
+      <w:pPr>
+        <w:spacing w:lineRule="auto" w:line="276" w:before="0" w:after="0"/>
+      </w:pPr>
+      <w:r>
+        <w:rPr>
+          <w:rFonts w:ascii="Arial" w:hAnsi="Arial" w:cs="Arial" w:eastAsia="Arial"/>
+          <w:b w:val="0"/>
+          <w:color w:val="000000"/>
+          <w:sz w:val="36"/>
+        </w:rPr>
+      </w:r>
+    </w:p>
+    <w:p>
+      <w:pPr>
+        <w:spacing w:lineRule="auto" w:line="276" w:before="0" w:after="0"/>
+      </w:pPr>
+      <w:r>
+        <w:rPr>
+          <w:rFonts w:ascii="Arial" w:hAnsi="Arial" w:cs="Arial" w:eastAsia="Arial"/>
+          <w:b w:val="0"/>
+          <w:color w:val="000000"/>
+          <w:sz w:val="36"/>
+        </w:rPr>
+        <w:t xml:space="preserve">-OPEN ENROLLMENT IS HAPPENING RIGHT NOW. IT ENDS </w:t>
+      </w:r>
+      <w:r>
+        <w:rPr>
+          <w:rFonts w:ascii="Arial" w:hAnsi="Arial" w:cs="Arial" w:eastAsia="Arial"/>
+          <w:b/>
+          <w:color w:val="000000"/>
+          <w:sz w:val="36"/>
+        </w:rPr>
+        <w:t>DECEMBER 7</w:t>
+      </w:r>
+      <w:r>
+        <w:rPr>
+          <w:rFonts w:ascii="Arial" w:hAnsi="Arial" w:cs="Arial" w:eastAsia="Arial"/>
+          <w:b w:val="0"/>
+          <w:color w:val="000000"/>
+          <w:sz w:val="36"/>
+        </w:rPr>
+        <w:t>.</w:t>
+      </w:r>
+    </w:p>
+    <w:p>
+      <w:pPr>
+        <w:spacing w:lineRule="auto" w:line="276" w:before="0" w:after="0"/>
+      </w:pPr>
+      <w:r>
+        <w:rPr>
+          <w:rFonts w:ascii="Arial" w:hAnsi="Arial" w:cs="Arial" w:eastAsia="Arial"/>
+          <w:b w:val="0"/>
+          <w:color w:val="000000"/>
+          <w:sz w:val="36"/>
+        </w:rPr>
+      </w:r>
+    </w:p>
+    <w:p>
+      <w:pPr>
+        <w:spacing w:lineRule="auto" w:line="276" w:before="0" w:after="0"/>
+      </w:pPr>
+      <w:r>
+        <w:rPr>
+          <w:rFonts w:ascii="Arial" w:hAnsi="Arial" w:cs="Arial" w:eastAsia="Arial"/>
+          <w:b w:val="0"/>
+          <w:color w:val="000000"/>
+          <w:sz w:val="36"/>
+        </w:rPr>
+        <w:t xml:space="preserve">-OUR SPONSOR, </w:t>
+      </w:r>
+      <w:r>
+        <w:rPr>
+          <w:rFonts w:ascii="Arial" w:hAnsi="Arial" w:cs="Arial" w:eastAsia="Arial"/>
+          <w:b/>
+          <w:color w:val="000000"/>
+          <w:sz w:val="36"/>
+        </w:rPr>
+        <w:t>CHAPTER</w:t>
+      </w:r>
+      <w:r>
+        <w:rPr>
+          <w:rFonts w:ascii="Arial" w:hAnsi="Arial" w:cs="Arial" w:eastAsia="Arial"/>
+          <w:b w:val="0"/>
+          <w:color w:val="000000"/>
+          <w:sz w:val="36"/>
+        </w:rPr>
+        <w:t>, CAN HELP YOU TAKE A SECOND LOOK.</w:t>
       </w:r>
     </w:p>
     <w:p>
@@ -5934,7 +6042,7 @@
           <w:color w:val="FF0000"/>
           <w:sz w:val="36"/>
         </w:rPr>
-        <w:t>(((PRODUCER - CHAPTER TALKING POINTS AND ANY READ-VERBATIM LINES STILL TO COME. BRIDGE IDEA: MEDICARE OPEN ENROLLMENT RUNS OCT 15 TO DEC 7)))</w:t>
+        <w:t>(((PRODUCER - CHAPTER TALKING POINTS AND ANY READ-VERBATIM LINES STILL TO COME. CHECK THE BRIDGE AGAINST THEM)))</w:t>
       </w:r>
     </w:p>
     <w:p>
@@ -8155,7 +8263,7 @@
 
 <file path=word/comments.xml><?xml version="1.0" encoding="utf-8"?>
 <w:comments xmlns:a="http://schemas.openxmlformats.org/drawingml/2006/main" xmlns:pic="http://schemas.openxmlformats.org/drawingml/2006/picture" xmlns:r="http://schemas.openxmlformats.org/officeDocument/2006/relationships" xmlns:w="http://schemas.openxmlformats.org/wordprocessingml/2006/main" xmlns:wp="http://schemas.openxmlformats.org/drawingml/2006/wordprocessingDrawing" xmlns:mc="http://schemas.openxmlformats.org/markup-compatibility/2006" xmlns:a14="http://schemas.microsoft.com/office/drawing/2010/main" xmlns:w14="http://schemas.microsoft.com/office/word/2010/wordml" xmlns:wpc="http://schemas.microsoft.com/office/word/2010/wordprocessingCanvas">
-  <w:comment w:id="0" w:author="Claude" w:initials="C" w:date="2026-10-28T01:22:47Z">
+  <w:comment w:id="0" w:author="Claude" w:initials="C" w:date="2026-10-28T01:24:41Z">
     <w:p>
       <w:pPr>
         <w:pStyle w:val="CommentText"/>
@@ -8171,7 +8279,7 @@
       </w:r>
     </w:p>
   </w:comment>
-  <w:comment w:id="1" w:author="Claude" w:initials="C" w:date="2026-10-28T01:22:47Z">
+  <w:comment w:id="1" w:author="Claude" w:initials="C" w:date="2026-10-28T01:24:41Z">
     <w:p>
       <w:pPr>
         <w:pStyle w:val="CommentText"/>
@@ -8187,7 +8295,7 @@
       </w:r>
     </w:p>
   </w:comment>
-  <w:comment w:id="2" w:author="Claude" w:initials="C" w:date="2026-10-28T01:22:47Z">
+  <w:comment w:id="2" w:author="Claude" w:initials="C" w:date="2026-10-28T01:24:41Z">
     <w:p>
       <w:pPr>
         <w:pStyle w:val="CommentText"/>
@@ -8203,7 +8311,7 @@
       </w:r>
     </w:p>
   </w:comment>
-  <w:comment w:id="3" w:author="Claude" w:initials="C" w:date="2026-10-28T01:22:48Z">
+  <w:comment w:id="3" w:author="Claude" w:initials="C" w:date="2026-10-28T01:24:41Z">
     <w:p>
       <w:pPr>
         <w:pStyle w:val="CommentText"/>
@@ -8219,7 +8327,7 @@
       </w:r>
     </w:p>
   </w:comment>
-  <w:comment w:id="4" w:author="Claude" w:initials="C" w:date="2026-10-28T01:22:48Z">
+  <w:comment w:id="4" w:author="Claude" w:initials="C" w:date="2026-10-28T01:24:41Z">
     <w:p>
       <w:pPr>
         <w:pStyle w:val="CommentText"/>
@@ -8235,7 +8343,7 @@
       </w:r>
     </w:p>
   </w:comment>
-  <w:comment w:id="5" w:author="Claude" w:initials="C" w:date="2026-10-28T01:22:48Z">
+  <w:comment w:id="5" w:author="Claude" w:initials="C" w:date="2026-10-28T01:24:41Z">
     <w:p>
       <w:pPr>
         <w:pStyle w:val="CommentText"/>
@@ -8251,7 +8359,7 @@
       </w:r>
     </w:p>
   </w:comment>
-  <w:comment w:id="6" w:author="Claude" w:initials="C" w:date="2026-10-28T01:22:48Z">
+  <w:comment w:id="6" w:author="Claude" w:initials="C" w:date="2026-10-28T01:24:41Z">
     <w:p>
       <w:pPr>
         <w:pStyle w:val="CommentText"/>
@@ -8267,7 +8375,7 @@
       </w:r>
     </w:p>
   </w:comment>
-  <w:comment w:id="7" w:author="Claude" w:initials="C" w:date="2026-10-28T01:22:48Z">
+  <w:comment w:id="7" w:author="Claude" w:initials="C" w:date="2026-10-28T01:24:41Z">
     <w:p>
       <w:pPr>
         <w:pStyle w:val="CommentText"/>
@@ -8283,7 +8391,7 @@
       </w:r>
     </w:p>
   </w:comment>
-  <w:comment w:id="8" w:author="Claude" w:initials="C" w:date="2026-10-28T01:22:48Z">
+  <w:comment w:id="8" w:author="Claude" w:initials="C" w:date="2026-10-28T01:24:41Z">
     <w:p>
       <w:pPr>
         <w:pStyle w:val="CommentText"/>
@@ -8299,7 +8407,7 @@
       </w:r>
     </w:p>
   </w:comment>
-  <w:comment w:id="9" w:author="Claude" w:initials="C" w:date="2026-10-28T01:22:48Z">
+  <w:comment w:id="9" w:author="Claude" w:initials="C" w:date="2026-10-28T01:24:41Z">
     <w:p>
       <w:pPr>
         <w:pStyle w:val="CommentText"/>
@@ -8315,7 +8423,7 @@
       </w:r>
     </w:p>
   </w:comment>
-  <w:comment w:id="10" w:author="Claude" w:initials="C" w:date="2026-10-28T01:22:48Z">
+  <w:comment w:id="10" w:author="Claude" w:initials="C" w:date="2026-10-28T01:24:41Z">
     <w:p>
       <w:pPr>
         <w:pStyle w:val="CommentText"/>
@@ -8331,7 +8439,7 @@
       </w:r>
     </w:p>
   </w:comment>
-  <w:comment w:id="11" w:author="Claude" w:initials="C" w:date="2026-10-28T01:22:48Z">
+  <w:comment w:id="11" w:author="Claude" w:initials="C" w:date="2026-10-28T01:24:41Z">
     <w:p>
       <w:pPr>
         <w:pStyle w:val="CommentText"/>
@@ -8347,7 +8455,7 @@
       </w:r>
     </w:p>
   </w:comment>
-  <w:comment w:id="12" w:author="Claude" w:initials="C" w:date="2026-10-28T01:22:48Z">
+  <w:comment w:id="12" w:author="Claude" w:initials="C" w:date="2026-10-28T01:24:41Z">
     <w:p>
       <w:pPr>
         <w:pStyle w:val="CommentText"/>

--- a/runs/W_11042026/11_04 LIVE BIBLE.docx
+++ b/runs/W_11042026/11_04 LIVE BIBLE.docx
@@ -5093,88 +5093,106 @@
           <w:color w:val="000000"/>
           <w:sz w:val="36"/>
         </w:rPr>
-        <w:t>-SHE NOTICED. SHE COMPLAINED TO DOLLAR GENERAL.</w:t>
-      </w:r>
-    </w:p>
-    <w:p>
-      <w:pPr>
-        <w:spacing w:lineRule="auto" w:line="276" w:before="0" w:after="0"/>
-      </w:pPr>
-      <w:r>
-        <w:rPr>
-          <w:rFonts w:ascii="Arial" w:hAnsi="Arial" w:cs="Arial" w:eastAsia="Arial"/>
-          <w:b w:val="0"/>
-          <w:color w:val="000000"/>
-          <w:sz w:val="36"/>
-        </w:rPr>
-      </w:r>
-    </w:p>
-    <w:p>
-      <w:pPr>
-        <w:spacing w:lineRule="auto" w:line="276" w:before="0" w:after="0"/>
-      </w:pPr>
-      <w:r>
-        <w:rPr>
-          <w:rFonts w:ascii="Arial" w:hAnsi="Arial" w:cs="Arial" w:eastAsia="Arial"/>
-          <w:b w:val="0"/>
-          <w:color w:val="000000"/>
-          <w:sz w:val="36"/>
-        </w:rPr>
-        <w:t>-THIS WAS BACK IN 2024.</w:t>
-      </w:r>
-    </w:p>
-    <w:p>
-      <w:pPr>
-        <w:spacing w:lineRule="auto" w:line="276" w:before="0" w:after="0"/>
-      </w:pPr>
-      <w:r>
-        <w:rPr>
-          <w:rFonts w:ascii="Arial" w:hAnsi="Arial" w:cs="Arial" w:eastAsia="Arial"/>
-          <w:b w:val="0"/>
-          <w:color w:val="000000"/>
-          <w:sz w:val="36"/>
-        </w:rPr>
-      </w:r>
-    </w:p>
-    <w:p>
-      <w:pPr>
-        <w:spacing w:lineRule="auto" w:line="276" w:before="0" w:after="0"/>
-      </w:pPr>
-      <w:r>
-        <w:rPr>
-          <w:rFonts w:ascii="Arial" w:hAnsi="Arial" w:cs="Arial" w:eastAsia="Arial"/>
-          <w:b w:val="0"/>
-          <w:color w:val="000000"/>
-          <w:sz w:val="36"/>
-        </w:rPr>
-        <w:t>-SO WHAT DID THEY GIVE HER???</w:t>
-      </w:r>
-    </w:p>
-    <w:p>
-      <w:pPr>
-        <w:spacing w:lineRule="auto" w:line="276" w:before="0" w:after="0"/>
-      </w:pPr>
-      <w:r>
-        <w:rPr>
-          <w:rFonts w:ascii="Arial" w:hAnsi="Arial" w:cs="Arial" w:eastAsia="Arial"/>
-          <w:b w:val="0"/>
-          <w:color w:val="000000"/>
-          <w:sz w:val="36"/>
-        </w:rPr>
-      </w:r>
-    </w:p>
-    <w:p>
-      <w:pPr>
-        <w:spacing w:lineRule="auto" w:line="276" w:before="0" w:after="0"/>
-      </w:pPr>
-      <w:r>
-        <w:rPr>
-          <w:rFonts w:ascii="Arial" w:hAnsi="Arial" w:cs="Arial" w:eastAsia="Arial"/>
-          <w:b w:val="0"/>
-          <w:color w:val="000000"/>
-          <w:sz w:val="36"/>
-        </w:rPr>
-        <w:t>-LISTEN TO HER.</w:t>
+        <w:t xml:space="preserve">-SHE NOTICED. SHE WROTE TO HER STATE'S </w:t>
+      </w:r>
+      <w:r>
+        <w:rPr>
+          <w:rFonts w:ascii="Arial" w:hAnsi="Arial" w:cs="Arial" w:eastAsia="Arial"/>
+          <w:b/>
+          <w:color w:val="000000"/>
+          <w:sz w:val="36"/>
+        </w:rPr>
+        <w:t>ATTORNEY GENERAL</w:t>
+      </w:r>
+      <w:r>
+        <w:rPr>
+          <w:rFonts w:ascii="Arial" w:hAnsi="Arial" w:cs="Arial" w:eastAsia="Arial"/>
+          <w:b w:val="0"/>
+          <w:color w:val="000000"/>
+          <w:sz w:val="36"/>
+        </w:rPr>
+        <w:t>.</w:t>
+      </w:r>
+    </w:p>
+    <w:p>
+      <w:pPr>
+        <w:spacing w:lineRule="auto" w:line="276" w:before="0" w:after="0"/>
+      </w:pPr>
+      <w:r>
+        <w:rPr>
+          <w:rFonts w:ascii="Arial" w:hAnsi="Arial" w:cs="Arial" w:eastAsia="Arial"/>
+          <w:b w:val="0"/>
+          <w:color w:val="000000"/>
+          <w:sz w:val="36"/>
+        </w:rPr>
+      </w:r>
+    </w:p>
+    <w:p>
+      <w:pPr>
+        <w:spacing w:lineRule="auto" w:line="276" w:before="0" w:after="0"/>
+      </w:pPr>
+      <w:r>
+        <w:rPr>
+          <w:rFonts w:ascii="Arial" w:hAnsi="Arial" w:cs="Arial" w:eastAsia="Arial"/>
+          <w:b w:val="0"/>
+          <w:color w:val="000000"/>
+          <w:sz w:val="36"/>
+        </w:rPr>
+        <w:t>-THIS STARTED BACK IN 2022.</w:t>
+      </w:r>
+    </w:p>
+    <w:p>
+      <w:pPr>
+        <w:spacing w:lineRule="auto" w:line="276" w:before="0" w:after="0"/>
+      </w:pPr>
+      <w:r>
+        <w:rPr>
+          <w:rFonts w:ascii="Arial" w:hAnsi="Arial" w:cs="Arial" w:eastAsia="Arial"/>
+          <w:b w:val="0"/>
+          <w:color w:val="000000"/>
+          <w:sz w:val="36"/>
+        </w:rPr>
+      </w:r>
+    </w:p>
+    <w:p>
+      <w:pPr>
+        <w:spacing w:lineRule="auto" w:line="276" w:before="0" w:after="0"/>
+      </w:pPr>
+      <w:r>
+        <w:rPr>
+          <w:rFonts w:ascii="Arial" w:hAnsi="Arial" w:cs="Arial" w:eastAsia="Arial"/>
+          <w:b w:val="0"/>
+          <w:color w:val="000000"/>
+          <w:sz w:val="36"/>
+        </w:rPr>
+        <w:t>-AND DOLLAR GENERAL WROTE BACK. SO WHAT DID THEY OFFER HER???</w:t>
+      </w:r>
+    </w:p>
+    <w:p>
+      <w:pPr>
+        <w:spacing w:lineRule="auto" w:line="276" w:before="0" w:after="0"/>
+      </w:pPr>
+      <w:r>
+        <w:rPr>
+          <w:rFonts w:ascii="Arial" w:hAnsi="Arial" w:cs="Arial" w:eastAsia="Arial"/>
+          <w:b w:val="0"/>
+          <w:color w:val="000000"/>
+          <w:sz w:val="36"/>
+        </w:rPr>
+      </w:r>
+    </w:p>
+    <w:p>
+      <w:pPr>
+        <w:spacing w:lineRule="auto" w:line="276" w:before="0" w:after="0"/>
+      </w:pPr>
+      <w:r>
+        <w:rPr>
+          <w:rFonts w:ascii="Arial" w:hAnsi="Arial" w:cs="Arial" w:eastAsia="Arial"/>
+          <w:b w:val="0"/>
+          <w:color w:val="000000"/>
+          <w:sz w:val="36"/>
+        </w:rPr>
+        <w:t>-HERE SHE IS, TALKING TO MORE PERFECT UNION. LISTEN.</w:t>
       </w:r>
     </w:p>
     <w:p>
@@ -5201,7 +5219,7 @@
           <w:color w:val="FF0000"/>
           <w:sz w:val="36"/>
         </w:rPr>
-        <w:t>(((PLAY CLIP 7 VERTICAL)))</w:t>
+        <w:t>(((PLAY CLIP 7 HORIZONTAL)))</w:t>
       </w:r>
     </w:p>
     <w:p>
@@ -5215,7 +5233,7 @@
           <w:color w:val="FF0000"/>
           <w:sz w:val="36"/>
         </w:rPr>
-        <w:t>OUT:</w:t>
+        <w:t>OUT: (WELL, I DO)</w:t>
       </w:r>
     </w:p>
     <w:p>
@@ -5252,7 +5270,7 @@
             <w:rFonts w:ascii="Arial" w:hAnsi="Arial" w:cs="Arial"/>
             <w:sz w:val="36"/>
           </w:rPr>
-          <w:t xml:space="preserve">TikTok @moreperfectunion</w:t>
+          <w:t xml:space="preserve">More Perfect Union</w:t>
         </w:r>
       </w:hyperlink>
       <w:r>
@@ -5262,7 +5280,7 @@
           <w:color w:val="FF0000"/>
           <w:sz w:val="36"/>
         </w:rPr>
-        <w:t>)))</w:t>
+        <w:t xml:space="preserve"> · 1:46 - 2:29 (WHAT THE PRICE SAYS ON THE SHELF) · BUTT · 2:32 - 2:49 (I KNOW IT'S JUST NOT ME) · BUTT · 3:03 - 3:25 (IT WAS INSULTING) · BUTT · 8:18 - 8:34 (WELL, I DO))))</w:t>
       </w:r>
     </w:p>
     <w:p>
@@ -8263,7 +8281,7 @@
 
 <file path=word/comments.xml><?xml version="1.0" encoding="utf-8"?>
 <w:comments xmlns:a="http://schemas.openxmlformats.org/drawingml/2006/main" xmlns:pic="http://schemas.openxmlformats.org/drawingml/2006/picture" xmlns:r="http://schemas.openxmlformats.org/officeDocument/2006/relationships" xmlns:w="http://schemas.openxmlformats.org/wordprocessingml/2006/main" xmlns:wp="http://schemas.openxmlformats.org/drawingml/2006/wordprocessingDrawing" xmlns:mc="http://schemas.openxmlformats.org/markup-compatibility/2006" xmlns:a14="http://schemas.microsoft.com/office/drawing/2010/main" xmlns:w14="http://schemas.microsoft.com/office/word/2010/wordml" xmlns:wpc="http://schemas.microsoft.com/office/word/2010/wordprocessingCanvas">
-  <w:comment w:id="0" w:author="Claude" w:initials="C" w:date="2026-10-28T01:24:41Z">
+  <w:comment w:id="0" w:author="Claude" w:initials="C" w:date="2026-10-28T02:07:17Z">
     <w:p>
       <w:pPr>
         <w:pStyle w:val="CommentText"/>
@@ -8279,7 +8297,7 @@
       </w:r>
     </w:p>
   </w:comment>
-  <w:comment w:id="1" w:author="Claude" w:initials="C" w:date="2026-10-28T01:24:41Z">
+  <w:comment w:id="1" w:author="Claude" w:initials="C" w:date="2026-10-28T02:07:17Z">
     <w:p>
       <w:pPr>
         <w:pStyle w:val="CommentText"/>
@@ -8295,7 +8313,7 @@
       </w:r>
     </w:p>
   </w:comment>
-  <w:comment w:id="2" w:author="Claude" w:initials="C" w:date="2026-10-28T01:24:41Z">
+  <w:comment w:id="2" w:author="Claude" w:initials="C" w:date="2026-10-28T02:07:17Z">
     <w:p>
       <w:pPr>
         <w:pStyle w:val="CommentText"/>
@@ -8311,7 +8329,7 @@
       </w:r>
     </w:p>
   </w:comment>
-  <w:comment w:id="3" w:author="Claude" w:initials="C" w:date="2026-10-28T01:24:41Z">
+  <w:comment w:id="3" w:author="Claude" w:initials="C" w:date="2026-10-28T02:07:17Z">
     <w:p>
       <w:pPr>
         <w:pStyle w:val="CommentText"/>
@@ -8327,7 +8345,7 @@
       </w:r>
     </w:p>
   </w:comment>
-  <w:comment w:id="4" w:author="Claude" w:initials="C" w:date="2026-10-28T01:24:41Z">
+  <w:comment w:id="4" w:author="Claude" w:initials="C" w:date="2026-10-28T02:07:17Z">
     <w:p>
       <w:pPr>
         <w:pStyle w:val="CommentText"/>
@@ -8343,7 +8361,7 @@
       </w:r>
     </w:p>
   </w:comment>
-  <w:comment w:id="5" w:author="Claude" w:initials="C" w:date="2026-10-28T01:24:41Z">
+  <w:comment w:id="5" w:author="Claude" w:initials="C" w:date="2026-10-28T02:07:17Z">
     <w:p>
       <w:pPr>
         <w:pStyle w:val="CommentText"/>
@@ -8359,7 +8377,7 @@
       </w:r>
     </w:p>
   </w:comment>
-  <w:comment w:id="6" w:author="Claude" w:initials="C" w:date="2026-10-28T01:24:41Z">
+  <w:comment w:id="6" w:author="Claude" w:initials="C" w:date="2026-10-28T02:07:17Z">
     <w:p>
       <w:pPr>
         <w:pStyle w:val="CommentText"/>
@@ -8375,7 +8393,7 @@
       </w:r>
     </w:p>
   </w:comment>
-  <w:comment w:id="7" w:author="Claude" w:initials="C" w:date="2026-10-28T01:24:41Z">
+  <w:comment w:id="7" w:author="Claude" w:initials="C" w:date="2026-10-28T02:07:17Z">
     <w:p>
       <w:pPr>
         <w:pStyle w:val="CommentText"/>
@@ -8391,7 +8409,7 @@
       </w:r>
     </w:p>
   </w:comment>
-  <w:comment w:id="8" w:author="Claude" w:initials="C" w:date="2026-10-28T01:24:41Z">
+  <w:comment w:id="8" w:author="Claude" w:initials="C" w:date="2026-10-28T02:07:17Z">
     <w:p>
       <w:pPr>
         <w:pStyle w:val="CommentText"/>
@@ -8407,7 +8425,7 @@
       </w:r>
     </w:p>
   </w:comment>
-  <w:comment w:id="9" w:author="Claude" w:initials="C" w:date="2026-10-28T01:24:41Z">
+  <w:comment w:id="9" w:author="Claude" w:initials="C" w:date="2026-10-28T02:07:17Z">
     <w:p>
       <w:pPr>
         <w:pStyle w:val="CommentText"/>
@@ -8423,7 +8441,7 @@
       </w:r>
     </w:p>
   </w:comment>
-  <w:comment w:id="10" w:author="Claude" w:initials="C" w:date="2026-10-28T01:24:41Z">
+  <w:comment w:id="10" w:author="Claude" w:initials="C" w:date="2026-10-28T02:07:18Z">
     <w:p>
       <w:pPr>
         <w:pStyle w:val="CommentText"/>
@@ -8439,7 +8457,7 @@
       </w:r>
     </w:p>
   </w:comment>
-  <w:comment w:id="11" w:author="Claude" w:initials="C" w:date="2026-10-28T01:24:41Z">
+  <w:comment w:id="11" w:author="Claude" w:initials="C" w:date="2026-10-28T02:07:18Z">
     <w:p>
       <w:pPr>
         <w:pStyle w:val="CommentText"/>
@@ -8455,7 +8473,7 @@
       </w:r>
     </w:p>
   </w:comment>
-  <w:comment w:id="12" w:author="Claude" w:initials="C" w:date="2026-10-28T01:24:41Z">
+  <w:comment w:id="12" w:author="Claude" w:initials="C" w:date="2026-10-28T02:07:18Z">
     <w:p>
       <w:pPr>
         <w:pStyle w:val="CommentText"/>

--- a/runs/W_11042026/11_04 LIVE BIBLE.docx
+++ b/runs/W_11042026/11_04 LIVE BIBLE.docx
@@ -7129,7 +7129,7 @@
           <w:color w:val="000000"/>
           <w:sz w:val="36"/>
         </w:rPr>
-        <w:t>-AND IT'S GOING RIGHT AT AMAZON.</w:t>
+        <w:t>-AND IT'S COMING RIGHT FOR AMAZON.</w:t>
       </w:r>
     </w:p>
     <w:p>
@@ -7308,7 +7308,7 @@
           <w:color w:val="000000"/>
           <w:sz w:val="46"/>
         </w:rPr>
-        <w:t>120</w:t>
+        <w:t>120 DOLLARS</w:t>
       </w:r>
       <w:r>
         <w:rPr>
@@ -7317,32 +7317,265 @@
           <w:color w:val="000000"/>
           <w:sz w:val="46"/>
         </w:rPr>
-        <w:t xml:space="preserve"> VERSUS </w:t>
+        <w:t xml:space="preserve"> VERSUS 139.</w:t>
+      </w:r>
+      <w:commentRangeEnd w:id="11"/>
+      <w:r>
+        <w:rPr>
+          <w:rStyle w:val="CommentReference"/>
+        </w:rPr>
+        <w:commentReference w:id="11"/>
+      </w:r>
+    </w:p>
+    <w:p>
+      <w:pPr>
+        <w:spacing w:lineRule="auto" w:line="276" w:before="0" w:after="0"/>
+      </w:pPr>
+      <w:r>
+        <w:rPr>
+          <w:rFonts w:ascii="Arial" w:hAnsi="Arial" w:cs="Arial" w:eastAsia="Arial"/>
+          <w:b w:val="0"/>
+          <w:color w:val="000000"/>
+          <w:sz w:val="36"/>
+        </w:rPr>
+      </w:r>
+    </w:p>
+    <w:p>
+      <w:pPr>
+        <w:spacing w:lineRule="auto" w:line="276" w:before="0" w:after="0"/>
+      </w:pPr>
+      <w:r>
+        <w:rPr>
+          <w:rFonts w:ascii="Arial" w:hAnsi="Arial" w:cs="Arial" w:eastAsia="Arial"/>
+          <w:b w:val="0"/>
+          <w:color w:val="000000"/>
+          <w:sz w:val="36"/>
+        </w:rPr>
+        <w:t>-SO WHAT DO YOU GET FOR THE 120?</w:t>
+      </w:r>
+    </w:p>
+    <w:p>
+      <w:pPr>
+        <w:spacing w:lineRule="auto" w:line="276" w:before="0" w:after="0"/>
+      </w:pPr>
+      <w:r>
+        <w:rPr>
+          <w:rFonts w:ascii="Arial" w:hAnsi="Arial" w:cs="Arial" w:eastAsia="Arial"/>
+          <w:b w:val="0"/>
+          <w:color w:val="000000"/>
+          <w:sz w:val="36"/>
+        </w:rPr>
+      </w:r>
+    </w:p>
+    <w:p>
+      <w:pPr>
+        <w:spacing w:lineRule="auto" w:line="276" w:before="0" w:after="0"/>
+      </w:pPr>
+      <w:r>
+        <w:rPr>
+          <w:rFonts w:ascii="Arial" w:hAnsi="Arial" w:cs="Arial" w:eastAsia="Arial"/>
+          <w:b w:val="0"/>
+          <w:color w:val="000000"/>
+          <w:sz w:val="36"/>
+        </w:rPr>
+        <w:t>-</w:t>
       </w:r>
       <w:r>
         <w:rPr>
           <w:rFonts w:ascii="Arial" w:hAnsi="Arial" w:cs="Arial" w:eastAsia="Arial"/>
           <w:b/>
           <w:color w:val="000000"/>
-          <w:sz w:val="46"/>
-        </w:rPr>
-        <w:t>139</w:t>
+          <w:sz w:val="36"/>
+        </w:rPr>
+        <w:t>FREE DELIVERY</w:t>
+      </w:r>
+      <w:r>
+        <w:rPr>
+          <w:rFonts w:ascii="Arial" w:hAnsi="Arial" w:cs="Arial" w:eastAsia="Arial"/>
+          <w:b w:val="0"/>
+          <w:color w:val="000000"/>
+          <w:sz w:val="36"/>
+        </w:rPr>
+        <w:t>… FROM WALMART AND FROM SAM'S CLUB.</w:t>
+      </w:r>
+    </w:p>
+    <w:p>
+      <w:pPr>
+        <w:spacing w:lineRule="auto" w:line="276" w:before="0" w:after="0"/>
+      </w:pPr>
+      <w:r>
+        <w:rPr>
+          <w:rFonts w:ascii="Arial" w:hAnsi="Arial" w:cs="Arial" w:eastAsia="Arial"/>
+          <w:b w:val="0"/>
+          <w:color w:val="000000"/>
+          <w:sz w:val="36"/>
+        </w:rPr>
+      </w:r>
+    </w:p>
+    <w:p>
+      <w:pPr>
+        <w:spacing w:lineRule="auto" w:line="276" w:before="0" w:after="0"/>
+      </w:pPr>
+      <w:r>
+        <w:rPr>
+          <w:rFonts w:ascii="Arial" w:hAnsi="Arial" w:cs="Arial" w:eastAsia="Arial"/>
+          <w:b w:val="0"/>
+          <w:color w:val="000000"/>
+          <w:sz w:val="36"/>
+        </w:rPr>
+        <w:t xml:space="preserve">-A STREAMING SERVICE. YOUR PICK OF </w:t>
       </w:r>
       <w:r>
         <w:rPr>
           <w:rFonts w:ascii="Arial" w:hAnsi="Arial" w:cs="Arial" w:eastAsia="Arial"/>
           <w:b/>
           <w:color w:val="000000"/>
-          <w:sz w:val="46"/>
+          <w:sz w:val="36"/>
+        </w:rPr>
+        <w:t>PEACOCK</w:t>
+      </w:r>
+      <w:r>
+        <w:rPr>
+          <w:rFonts w:ascii="Arial" w:hAnsi="Arial" w:cs="Arial" w:eastAsia="Arial"/>
+          <w:b w:val="0"/>
+          <w:color w:val="000000"/>
+          <w:sz w:val="36"/>
+        </w:rPr>
+        <w:t xml:space="preserve"> OR </w:t>
+      </w:r>
+      <w:r>
+        <w:rPr>
+          <w:rFonts w:ascii="Arial" w:hAnsi="Arial" w:cs="Arial" w:eastAsia="Arial"/>
+          <w:b/>
+          <w:color w:val="000000"/>
+          <w:sz w:val="36"/>
+        </w:rPr>
+        <w:t>PARAMOUNT+</w:t>
+      </w:r>
+      <w:r>
+        <w:rPr>
+          <w:rFonts w:ascii="Arial" w:hAnsi="Arial" w:cs="Arial" w:eastAsia="Arial"/>
+          <w:b w:val="0"/>
+          <w:color w:val="000000"/>
+          <w:sz w:val="36"/>
         </w:rPr>
         <w:t>.</w:t>
       </w:r>
-      <w:commentRangeEnd w:id="11"/>
+    </w:p>
+    <w:p>
+      <w:pPr>
+        <w:spacing w:lineRule="auto" w:line="276" w:before="0" w:after="0"/>
+      </w:pPr>
+      <w:r>
+        <w:rPr>
+          <w:rFonts w:ascii="Arial" w:hAnsi="Arial" w:cs="Arial" w:eastAsia="Arial"/>
+          <w:b w:val="0"/>
+          <w:color w:val="000000"/>
+          <w:sz w:val="36"/>
+        </w:rPr>
+      </w:r>
+    </w:p>
+    <w:p>
+      <w:pPr>
+        <w:spacing w:lineRule="auto" w:line="276" w:before="0" w:after="0"/>
+      </w:pPr>
+      <w:commentRangeStart w:id="12"/>
+      <w:r>
+        <w:rPr>
+          <w:rFonts w:ascii="Arial" w:hAnsi="Arial" w:cs="Arial" w:eastAsia="Arial"/>
+          <w:b w:val="0"/>
+          <w:color w:val="000000"/>
+          <w:sz w:val="36"/>
+        </w:rPr>
+        <w:t>-</w:t>
+      </w:r>
+      <w:r>
+        <w:rPr>
+          <w:rFonts w:ascii="Arial" w:hAnsi="Arial" w:cs="Arial" w:eastAsia="Arial"/>
+          <w:b/>
+          <w:color w:val="000000"/>
+          <w:sz w:val="36"/>
+        </w:rPr>
+        <w:t>10 CENTS OFF</w:t>
+      </w:r>
+      <w:r>
+        <w:rPr>
+          <w:rFonts w:ascii="Arial" w:hAnsi="Arial" w:cs="Arial" w:eastAsia="Arial"/>
+          <w:b w:val="0"/>
+          <w:color w:val="000000"/>
+          <w:sz w:val="36"/>
+        </w:rPr>
+        <w:t xml:space="preserve"> A GALLON OF GAS… AT MORE THAN 17,000 STATIONS.</w:t>
+      </w:r>
+      <w:commentRangeEnd w:id="12"/>
       <w:r>
         <w:rPr>
           <w:rStyle w:val="CommentReference"/>
         </w:rPr>
-        <w:commentReference w:id="11"/>
+        <w:commentReference w:id="12"/>
+      </w:r>
+    </w:p>
+    <w:p>
+      <w:pPr>
+        <w:spacing w:lineRule="auto" w:line="276" w:before="0" w:after="0"/>
+      </w:pPr>
+      <w:r>
+        <w:rPr>
+          <w:rFonts w:ascii="Arial" w:hAnsi="Arial" w:cs="Arial" w:eastAsia="Arial"/>
+          <w:b w:val="0"/>
+          <w:color w:val="000000"/>
+          <w:sz w:val="36"/>
+        </w:rPr>
+      </w:r>
+    </w:p>
+    <w:p>
+      <w:pPr>
+        <w:spacing w:lineRule="auto" w:line="276" w:before="0" w:after="0"/>
+      </w:pPr>
+      <w:r>
+        <w:rPr>
+          <w:rFonts w:ascii="Arial" w:hAnsi="Arial" w:cs="Arial" w:eastAsia="Arial"/>
+          <w:b w:val="0"/>
+          <w:color w:val="000000"/>
+          <w:sz w:val="36"/>
+        </w:rPr>
+        <w:t xml:space="preserve">-AND YOU GET INTO </w:t>
+      </w:r>
+      <w:r>
+        <w:rPr>
+          <w:rFonts w:ascii="Arial" w:hAnsi="Arial" w:cs="Arial" w:eastAsia="Arial"/>
+          <w:b/>
+          <w:color w:val="000000"/>
+          <w:sz w:val="36"/>
+        </w:rPr>
+        <w:t>SAM'S CLUB</w:t>
+      </w:r>
+      <w:r>
+        <w:rPr>
+          <w:rFonts w:ascii="Arial" w:hAnsi="Arial" w:cs="Arial" w:eastAsia="Arial"/>
+          <w:b w:val="0"/>
+          <w:color w:val="000000"/>
+          <w:sz w:val="36"/>
+        </w:rPr>
+        <w:t xml:space="preserve">… WITH </w:t>
+      </w:r>
+      <w:r>
+        <w:rPr>
+          <w:rFonts w:ascii="Arial" w:hAnsi="Arial" w:cs="Arial" w:eastAsia="Arial"/>
+          <w:b/>
+          <w:color w:val="000000"/>
+          <w:sz w:val="36"/>
+        </w:rPr>
+        <w:t>2 PERCENT BACK</w:t>
+      </w:r>
+      <w:r>
+        <w:rPr>
+          <w:rFonts w:ascii="Arial" w:hAnsi="Arial" w:cs="Arial" w:eastAsia="Arial"/>
+          <w:b w:val="0"/>
+          <w:color w:val="000000"/>
+          <w:sz w:val="36"/>
+        </w:rPr>
+        <w:t xml:space="preserve"> ON ELIGIBLE PURCHASES!!</w:t>
       </w:r>
     </w:p>
     <w:p>
@@ -7387,34 +7620,34 @@
           <w:color w:val="000000"/>
           <w:sz w:val="36"/>
         </w:rPr>
-        <w:t xml:space="preserve"> MORE TO ADD SAM'S CLUB PLUS.</w:t>
-      </w:r>
-    </w:p>
-    <w:p>
-      <w:pPr>
-        <w:spacing w:lineRule="auto" w:line="276" w:before="0" w:after="0"/>
-      </w:pPr>
-      <w:r>
-        <w:rPr>
-          <w:rFonts w:ascii="Arial" w:hAnsi="Arial" w:cs="Arial" w:eastAsia="Arial"/>
-          <w:b w:val="0"/>
-          <w:color w:val="000000"/>
-          <w:sz w:val="36"/>
-        </w:rPr>
-      </w:r>
-    </w:p>
-    <w:p>
-      <w:pPr>
-        <w:spacing w:lineRule="auto" w:line="276" w:before="0" w:after="0"/>
-      </w:pPr>
-      <w:r>
-        <w:rPr>
-          <w:rFonts w:ascii="Arial" w:hAnsi="Arial" w:cs="Arial" w:eastAsia="Arial"/>
-          <w:b w:val="0"/>
-          <w:color w:val="000000"/>
-          <w:sz w:val="36"/>
-        </w:rPr>
-        <w:t xml:space="preserve">-SAM'S CLUB MEMBER? UPGRADE TO PLUS FOR </w:t>
+        <w:t xml:space="preserve"> MORE TO ADD ALL THE SAM'S CLUB PLUS PERKS.</w:t>
+      </w:r>
+    </w:p>
+    <w:p>
+      <w:pPr>
+        <w:spacing w:lineRule="auto" w:line="276" w:before="0" w:after="0"/>
+      </w:pPr>
+      <w:r>
+        <w:rPr>
+          <w:rFonts w:ascii="Arial" w:hAnsi="Arial" w:cs="Arial" w:eastAsia="Arial"/>
+          <w:b w:val="0"/>
+          <w:color w:val="000000"/>
+          <w:sz w:val="36"/>
+        </w:rPr>
+      </w:r>
+    </w:p>
+    <w:p>
+      <w:pPr>
+        <w:spacing w:lineRule="auto" w:line="276" w:before="0" w:after="0"/>
+      </w:pPr>
+      <w:r>
+        <w:rPr>
+          <w:rFonts w:ascii="Arial" w:hAnsi="Arial" w:cs="Arial" w:eastAsia="Arial"/>
+          <w:b w:val="0"/>
+          <w:color w:val="000000"/>
+          <w:sz w:val="36"/>
+        </w:rPr>
+        <w:t xml:space="preserve">-SAM'S CLUB MEMBER? </w:t>
       </w:r>
       <w:r>
         <w:rPr>
@@ -7432,34 +7665,34 @@
           <w:color w:val="000000"/>
           <w:sz w:val="36"/>
         </w:rPr>
-        <w:t xml:space="preserve"> MORE… AND WALMART+ COMES WITH IT.</w:t>
-      </w:r>
-    </w:p>
-    <w:p>
-      <w:pPr>
-        <w:spacing w:lineRule="auto" w:line="276" w:before="0" w:after="0"/>
-      </w:pPr>
-      <w:r>
-        <w:rPr>
-          <w:rFonts w:ascii="Arial" w:hAnsi="Arial" w:cs="Arial" w:eastAsia="Arial"/>
-          <w:b w:val="0"/>
-          <w:color w:val="000000"/>
-          <w:sz w:val="36"/>
-        </w:rPr>
-      </w:r>
-    </w:p>
-    <w:p>
-      <w:pPr>
-        <w:spacing w:lineRule="auto" w:line="276" w:before="0" w:after="0"/>
-      </w:pPr>
-      <w:r>
-        <w:rPr>
-          <w:rFonts w:ascii="Arial" w:hAnsi="Arial" w:cs="Arial" w:eastAsia="Arial"/>
-          <w:b w:val="0"/>
-          <w:color w:val="000000"/>
-          <w:sz w:val="36"/>
-        </w:rPr>
-        <w:t>-ALREADY HAVE SAM'S CLUB PLUS? WALMART+ IS FREE. BUT YOU HAVE TO TURN IT ON.</w:t>
+        <w:t xml:space="preserve"> MORE GETS YOU PLUS… AND WALMART+ COMES WITH IT.</w:t>
+      </w:r>
+    </w:p>
+    <w:p>
+      <w:pPr>
+        <w:spacing w:lineRule="auto" w:line="276" w:before="0" w:after="0"/>
+      </w:pPr>
+      <w:r>
+        <w:rPr>
+          <w:rFonts w:ascii="Arial" w:hAnsi="Arial" w:cs="Arial" w:eastAsia="Arial"/>
+          <w:b w:val="0"/>
+          <w:color w:val="000000"/>
+          <w:sz w:val="36"/>
+        </w:rPr>
+      </w:r>
+    </w:p>
+    <w:p>
+      <w:pPr>
+        <w:spacing w:lineRule="auto" w:line="276" w:before="0" w:after="0"/>
+      </w:pPr>
+      <w:r>
+        <w:rPr>
+          <w:rFonts w:ascii="Arial" w:hAnsi="Arial" w:cs="Arial" w:eastAsia="Arial"/>
+          <w:b w:val="0"/>
+          <w:color w:val="000000"/>
+          <w:sz w:val="36"/>
+        </w:rPr>
+        <w:t>-ALREADY HAVE SAM'S CLUB PLUS? WALMART+ IS FREE. JUST TURN IT ON.</w:t>
       </w:r>
     </w:p>
     <w:p>
@@ -8044,7 +8277,7 @@
       <w:pPr>
         <w:spacing w:lineRule="auto" w:line="276" w:before="0" w:after="0"/>
       </w:pPr>
-      <w:commentRangeStart w:id="12"/>
+      <w:commentRangeStart w:id="13"/>
       <w:r>
         <w:rPr>
           <w:rFonts w:ascii="Arial" w:hAnsi="Arial" w:cs="Arial" w:eastAsia="Arial"/>
@@ -8054,12 +8287,12 @@
         </w:rPr>
         <w:t>-AT PARTICIPATING SHOPS. GET THE COSTCO AUTO COUPON BEFORE YOU APPROVE THE WORK.</w:t>
       </w:r>
-      <w:commentRangeEnd w:id="12"/>
+      <w:commentRangeEnd w:id="13"/>
       <w:r>
         <w:rPr>
           <w:rStyle w:val="CommentReference"/>
         </w:rPr>
-        <w:commentReference w:id="12"/>
+        <w:commentReference w:id="13"/>
       </w:r>
     </w:p>
     <w:p>
@@ -8281,7 +8514,7 @@
 
 <file path=word/comments.xml><?xml version="1.0" encoding="utf-8"?>
 <w:comments xmlns:a="http://schemas.openxmlformats.org/drawingml/2006/main" xmlns:pic="http://schemas.openxmlformats.org/drawingml/2006/picture" xmlns:r="http://schemas.openxmlformats.org/officeDocument/2006/relationships" xmlns:w="http://schemas.openxmlformats.org/wordprocessingml/2006/main" xmlns:wp="http://schemas.openxmlformats.org/drawingml/2006/wordprocessingDrawing" xmlns:mc="http://schemas.openxmlformats.org/markup-compatibility/2006" xmlns:a14="http://schemas.microsoft.com/office/drawing/2010/main" xmlns:w14="http://schemas.microsoft.com/office/word/2010/wordml" xmlns:wpc="http://schemas.microsoft.com/office/word/2010/wordprocessingCanvas">
-  <w:comment w:id="0" w:author="Claude" w:initials="C" w:date="2026-10-28T02:07:17Z">
+  <w:comment w:id="0" w:author="Claude" w:initials="C" w:date="2026-10-28T02:33:23Z">
     <w:p>
       <w:pPr>
         <w:pStyle w:val="CommentText"/>
@@ -8297,7 +8530,7 @@
       </w:r>
     </w:p>
   </w:comment>
-  <w:comment w:id="1" w:author="Claude" w:initials="C" w:date="2026-10-28T02:07:17Z">
+  <w:comment w:id="1" w:author="Claude" w:initials="C" w:date="2026-10-28T02:33:23Z">
     <w:p>
       <w:pPr>
         <w:pStyle w:val="CommentText"/>
@@ -8313,7 +8546,7 @@
       </w:r>
     </w:p>
   </w:comment>
-  <w:comment w:id="2" w:author="Claude" w:initials="C" w:date="2026-10-28T02:07:17Z">
+  <w:comment w:id="2" w:author="Claude" w:initials="C" w:date="2026-10-28T02:33:23Z">
     <w:p>
       <w:pPr>
         <w:pStyle w:val="CommentText"/>
@@ -8329,7 +8562,7 @@
       </w:r>
     </w:p>
   </w:comment>
-  <w:comment w:id="3" w:author="Claude" w:initials="C" w:date="2026-10-28T02:07:17Z">
+  <w:comment w:id="3" w:author="Claude" w:initials="C" w:date="2026-10-28T02:33:23Z">
     <w:p>
       <w:pPr>
         <w:pStyle w:val="CommentText"/>
@@ -8345,7 +8578,7 @@
       </w:r>
     </w:p>
   </w:comment>
-  <w:comment w:id="4" w:author="Claude" w:initials="C" w:date="2026-10-28T02:07:17Z">
+  <w:comment w:id="4" w:author="Claude" w:initials="C" w:date="2026-10-28T02:33:23Z">
     <w:p>
       <w:pPr>
         <w:pStyle w:val="CommentText"/>
@@ -8361,7 +8594,7 @@
       </w:r>
     </w:p>
   </w:comment>
-  <w:comment w:id="5" w:author="Claude" w:initials="C" w:date="2026-10-28T02:07:17Z">
+  <w:comment w:id="5" w:author="Claude" w:initials="C" w:date="2026-10-28T02:33:23Z">
     <w:p>
       <w:pPr>
         <w:pStyle w:val="CommentText"/>
@@ -8377,7 +8610,7 @@
       </w:r>
     </w:p>
   </w:comment>
-  <w:comment w:id="6" w:author="Claude" w:initials="C" w:date="2026-10-28T02:07:17Z">
+  <w:comment w:id="6" w:author="Claude" w:initials="C" w:date="2026-10-28T02:33:23Z">
     <w:p>
       <w:pPr>
         <w:pStyle w:val="CommentText"/>
@@ -8393,7 +8626,7 @@
       </w:r>
     </w:p>
   </w:comment>
-  <w:comment w:id="7" w:author="Claude" w:initials="C" w:date="2026-10-28T02:07:17Z">
+  <w:comment w:id="7" w:author="Claude" w:initials="C" w:date="2026-10-28T02:33:23Z">
     <w:p>
       <w:pPr>
         <w:pStyle w:val="CommentText"/>
@@ -8409,7 +8642,7 @@
       </w:r>
     </w:p>
   </w:comment>
-  <w:comment w:id="8" w:author="Claude" w:initials="C" w:date="2026-10-28T02:07:17Z">
+  <w:comment w:id="8" w:author="Claude" w:initials="C" w:date="2026-10-28T02:33:24Z">
     <w:p>
       <w:pPr>
         <w:pStyle w:val="CommentText"/>
@@ -8425,7 +8658,7 @@
       </w:r>
     </w:p>
   </w:comment>
-  <w:comment w:id="9" w:author="Claude" w:initials="C" w:date="2026-10-28T02:07:17Z">
+  <w:comment w:id="9" w:author="Claude" w:initials="C" w:date="2026-10-28T02:33:24Z">
     <w:p>
       <w:pPr>
         <w:pStyle w:val="CommentText"/>
@@ -8441,7 +8674,7 @@
       </w:r>
     </w:p>
   </w:comment>
-  <w:comment w:id="10" w:author="Claude" w:initials="C" w:date="2026-10-28T02:07:18Z">
+  <w:comment w:id="10" w:author="Claude" w:initials="C" w:date="2026-10-28T02:33:24Z">
     <w:p>
       <w:pPr>
         <w:pStyle w:val="CommentText"/>
@@ -8457,7 +8690,7 @@
       </w:r>
     </w:p>
   </w:comment>
-  <w:comment w:id="11" w:author="Claude" w:initials="C" w:date="2026-10-28T02:07:18Z">
+  <w:comment w:id="11" w:author="Claude" w:initials="C" w:date="2026-10-28T02:33:24Z">
     <w:p>
       <w:pPr>
         <w:pStyle w:val="CommentText"/>
@@ -8473,7 +8706,23 @@
       </w:r>
     </w:p>
   </w:comment>
-  <w:comment w:id="12" w:author="Claude" w:initials="C" w:date="2026-10-28T02:07:18Z">
+  <w:comment w:id="12" w:author="Claude" w:initials="C" w:date="2026-10-28T02:33:24Z">
+    <w:p>
+      <w:pPr>
+        <w:pStyle w:val="CommentText"/>
+      </w:pPr>
+      <w:r>
+        <w:rPr>
+          <w:rStyle w:val="CommentReference"/>
+        </w:rPr>
+        <w:annotationRef/>
+      </w:r>
+      <w:r>
+        <w:t>JEFF PLEASE NOTE: Walmart's list: participating stations only; delivery, streaming and Sam's Cash all carry fine print on Walmart's page (footnotes 1–5).</w:t>
+      </w:r>
+    </w:p>
+  </w:comment>
+  <w:comment w:id="13" w:author="Claude" w:initials="C" w:date="2026-10-28T02:33:24Z">
     <w:p>
       <w:pPr>
         <w:pStyle w:val="CommentText"/>
